--- a/issues/khliborob_19280926_no30/Khliborob_1928-09-26_no30_PT.docx
+++ b/issues/khliborob_19280926_no30/Khliborob_1928-09-26_no30_PT.docx
@@ -90,6 +90,9 @@
       </w:r>
     </w:p>
     <w:p>
+      <w:pPr>
+        <w:pStyle w:val="Heading2"/>
+      </w:pPr>
       <w:r>
         <w:t>O LAVRADOR UKRAINO УКРАЇНСЬКИЙ ХЛІБОРОБ</w:t>
       </w:r>
@@ -331,6 +334,9 @@
       </w:r>
     </w:p>
     <w:p>
+      <w:pPr>
+        <w:pStyle w:val="Heading2"/>
+      </w:pPr>
       <w:r>
         <w:t>U.R.S.S.</w:t>
       </w:r>
@@ -607,6 +613,9 @@
       </w:r>
     </w:p>
     <w:p>
+      <w:pPr>
+        <w:pStyle w:val="Heading2"/>
+      </w:pPr>
       <w:r>
         <w:t>ZAKHAR BERKUT (26)</w:t>
       </w:r>
